--- a/HDDR-documents/HDDR-Staff-Requests-Pt2-For-Approval-Oct-9-2026.docx
+++ b/HDDR-documents/HDDR-Staff-Requests-Pt2-For-Approval-Oct-9-2026.docx
@@ -15,7 +15,7 @@
         <w:spacing w:after="120"/>
       </w:pPr>
       <w:r>
-        <w:t xml:space="preserve">October 9, 2026 · From the front desk's second feedback (Oct 8)</w:t>
+        <w:t xml:space="preserve">October 9, 2026 · From the front desk's second feedback (Oct 8), with your Oct 9 directions built in</w:t>
       </w:r>
     </w:p>
     <w:p>
@@ -23,7 +23,7 @@
         <w:spacing w:after="120"/>
       </w:pPr>
       <w:r>
-        <w:t xml:space="preserve">This batch was written before the bathing-schedule fixes went up, so most of it is already handled. Mark each one Yes, No or Change.</w:t>
+        <w:t xml:space="preserve">Everything here is now done on the test site the way you directed. This is just the record.</w:t>
       </w:r>
     </w:p>
     <w:p>
@@ -32,7 +32,7 @@
         <w:spacing w:before="240"/>
       </w:pPr>
       <w:r>
-        <w:t xml:space="preserve">Already done (on the test site)</w:t>
+        <w:t xml:space="preserve">Built to your direction (Oct 9)</w:t>
       </w:r>
     </w:p>
     <w:p>
@@ -49,118 +49,63 @@
           <w:b/>
           <w:bCs/>
         </w:rPr>
-        <w:t xml:space="preserve">Search unpaid invoices.</w:t>
-      </w:r>
-      <w:r>
-        <w:t xml:space="preserve"> New </w:t>
+        <w:t xml:space="preserve">Fill-a-gap discount is now a promo code, GAPFILL, 10% off a groom.</w:t>
+      </w:r>
+    </w:p>
+    <w:p>
+      <w:pPr>
+        <w:pStyle w:val="ListParagraph"/>
+        <w:numPr>
+          <w:ilvl w:val="1"/>
+          <w:numId w:val="3"/>
+        </w:numPr>
+      </w:pPr>
+      <w:r>
+        <w:t xml:space="preserve">Online: comes off automatically only for </w:t>
       </w:r>
       <w:r>
         <w:rPr>
           <w:b/>
           <w:bCs/>
         </w:rPr>
-        <w:t xml:space="preserve">Only unpaid</w:t>
-      </w:r>
-      <w:r>
-        <w:t xml:space="preserve"> box on the Invoices page.</w:t>
+        <w:t xml:space="preserve">today and tomorrow</w:t>
+      </w:r>
+      <w:r>
+        <w:t xml:space="preserve"> when the time fills a gap.</w:t>
       </w:r>
     </w:p>
     <w:p>
       <w:pPr>
         <w:pStyle w:val="ListParagraph"/>
         <w:numPr>
-          <w:ilvl w:val="0"/>
-          <w:numId w:val="2"/>
+          <w:ilvl w:val="1"/>
+          <w:numId w:val="3"/>
         </w:numPr>
-        <w:spacing w:after="80"/>
-      </w:pPr>
+      </w:pPr>
+      <w:r>
+        <w:t xml:space="preserve">Desk: you can type </w:t>
+      </w:r>
       <w:r>
         <w:rPr>
           <w:b/>
           <w:bCs/>
         </w:rPr>
-        <w:t xml:space="preserve">Future $0 appointments showing "Paid."</w:t>
-      </w:r>
-      <w:r>
-        <w:t xml:space="preserve"> A visit with no charge now shows a dash, not "Paid." Real balances (like Briggs, $226 on the 31st) still show what's owed.</w:t>
+        <w:t xml:space="preserve">GAPFILL</w:t>
+      </w:r>
+      <w:r>
+        <w:t xml:space="preserve"> to give the 10% on any gap-filling booking, any day, when you call a client to fill a hole.</w:t>
       </w:r>
     </w:p>
     <w:p>
       <w:pPr>
         <w:pStyle w:val="ListParagraph"/>
         <w:numPr>
-          <w:ilvl w:val="0"/>
-          <w:numId w:val="2"/>
-        </w:numPr>
-        <w:spacing w:after="80"/>
-      </w:pPr>
-      <w:r>
-        <w:rPr>
-          <w:b/>
-          <w:bCs/>
-        </w:rPr>
-        <w:t xml:space="preserve">Bathing blocked in Weekly Hours; repeat only went to 3 months.</w:t>
-      </w:r>
-      <w:r>
-        <w:t xml:space="preserve"> Front-desk Weekly Hours now have Bathes from/to columns that repeat every week. Monique's Wednesdays and Cameron's Tuesdays are entered.</w:t>
-      </w:r>
-    </w:p>
-    <w:p>
-      <w:pPr>
-        <w:pStyle w:val="ListParagraph"/>
-        <w:numPr>
-          <w:ilvl w:val="0"/>
-          <w:numId w:val="2"/>
-        </w:numPr>
-        <w:spacing w:after="80"/>
-      </w:pPr>
-      <w:r>
-        <w:rPr>
-          <w:b/>
-          <w:bCs/>
-        </w:rPr>
-        <w:t xml:space="preserve">5 huskies, Monique/Cameron not showing with "any groomer."</w:t>
-      </w:r>
-      <w:r>
-        <w:t xml:space="preserve"> The one bathing that day now shows (Cameron Tue, Monique Wed). They can't both show the same day because one covers the desk.</w:t>
-      </w:r>
-    </w:p>
-    <w:p>
-      <w:pPr>
-        <w:pStyle w:val="Heading1"/>
-        <w:spacing w:before="240"/>
-      </w:pPr>
-      <w:r>
-        <w:t xml:space="preserve">Just how the data came over (a quick staff task, not a build)</w:t>
-      </w:r>
-    </w:p>
-    <w:p>
-      <w:pPr>
-        <w:pStyle w:val="ListParagraph"/>
-        <w:numPr>
-          <w:ilvl w:val="0"/>
+          <w:ilvl w:val="1"/>
           <w:numId w:val="3"/>
         </w:numPr>
-        <w:spacing w:after="80"/>
-      </w:pPr>
-      <w:r>
-        <w:rPr>
-          <w:b/>
-          <w:bCs/>
-        </w:rPr>
-        <w:t xml:space="preserve">Darlene only does Full Grooms and De-Shed + Full Groom.</w:t>
-      </w:r>
-      <w:r>
-        <w:t xml:space="preserve"> That's how her Services imported from EasyBusy, and it's why she wasn't offered for Leroy's Lux Spa. Fix: check every groomer's Services tab and tick what they actually do. 15 minutes, and it clears several of these.</w:t>
-      </w:r>
-    </w:p>
-    <w:p>
-      <w:pPr>
-        <w:pStyle w:val="Heading1"/>
-        <w:spacing w:before="240"/>
-      </w:pPr>
-      <w:r>
-        <w:t xml:space="preserve">Answers, no build needed</w:t>
+      </w:pPr>
+      <w:r>
+        <w:t xml:space="preserve">Every use is tracked on the Promo codes page, online and desk, so we can measure how well gap-filling works.</w:t>
       </w:r>
     </w:p>
     <w:p>
@@ -177,10 +122,10 @@
           <w:b/>
           <w:bCs/>
         </w:rPr>
-        <w:t xml:space="preserve">The banner on today's schedule</w:t>
-      </w:r>
-      <w:r>
-        <w:t xml:space="preserve"> is the Gaps to fill list (now lime green). Not an error.</w:t>
+        <w:t xml:space="preserve">Invoice search shows All / Draft / Unpaid / Paid.</w:t>
+      </w:r>
+      <w:r>
+        <w:t xml:space="preserve"> New "Show" box on the Invoices page.</w:t>
       </w:r>
     </w:p>
     <w:p>
@@ -197,10 +142,10 @@
           <w:b/>
           <w:bCs/>
         </w:rPr>
-        <w:t xml:space="preserve">Booking a specific time/groomer</w:t>
-      </w:r>
-      <w:r>
-        <w:t xml:space="preserve"> (the "only one time per groomer" note): use "Or book a specific groomer and time" below the open-times list, and "Any groomer or bather" to override who's set up for a service.</w:t>
+        <w:t xml:space="preserve">Darlene stays Full-Groom only (Full Grooms + De-Shed + Full Groom).</w:t>
+      </w:r>
+      <w:r>
+        <w:t xml:space="preserve"> Online clients can't book her for Lux Spa, De-Shed, Sanitary Trim, etc. The front desk can override with "Any groomer or bather." This is how the system already behaved; I confirmed it and spelled it out in the staff note.</w:t>
       </w:r>
     </w:p>
     <w:p>
@@ -209,7 +154,7 @@
         <w:spacing w:before="240"/>
       </w:pPr>
       <w:r>
-        <w:t xml:space="preserve">Your decision</w:t>
+        <w:t xml:space="preserve">Also fixed from this feedback</w:t>
       </w:r>
     </w:p>
     <w:p>
@@ -226,34 +171,79 @@
           <w:b/>
           <w:bCs/>
         </w:rPr>
-        <w:t xml:space="preserve">The fill-a-gap 10% discount.</w:t>
-      </w:r>
-      <w:r>
-        <w:t xml:space="preserve"> Right now only clients booking themselves online get it automatically. Phone and in-person bookings don't (the desk can still add a code by hand). It applies on any day a chosen time fills a gap, not just today.</w:t>
+        <w:t xml:space="preserve">Future $0 appointments</w:t>
+      </w:r>
+      <w:r>
+        <w:t xml:space="preserve"> show a dash instead of "Paid."</w:t>
       </w:r>
     </w:p>
     <w:p>
       <w:pPr>
         <w:pStyle w:val="ListParagraph"/>
         <w:numPr>
-          <w:ilvl w:val="1"/>
+          <w:ilvl w:val="0"/>
+          <w:numId w:val="5"/>
+        </w:numPr>
+        <w:spacing w:after="80"/>
+      </w:pPr>
+      <w:r>
+        <w:rPr>
+          <w:b/>
+          <w:bCs/>
+        </w:rPr>
+        <w:t xml:space="preserve">Bathing in Weekly Hours / repeat only to 3 months</w:t>
+      </w:r>
+      <w:r>
+        <w:t xml:space="preserve"> — Weekly Hours now have Bathes from/to columns that repeat weekly; Monique's Wednesdays and Cameron's Tuesdays are entered.</w:t>
+      </w:r>
+    </w:p>
+    <w:p>
+      <w:pPr>
+        <w:pStyle w:val="ListParagraph"/>
+        <w:numPr>
+          <w:ilvl w:val="0"/>
+          <w:numId w:val="5"/>
+        </w:numPr>
+        <w:spacing w:after="80"/>
+      </w:pPr>
+      <w:r>
+        <w:rPr>
+          <w:b/>
+          <w:bCs/>
+        </w:rPr>
+        <w:t xml:space="preserve">5 huskies, Monique/Cameron with "any groomer"</w:t>
+      </w:r>
+      <w:r>
+        <w:t xml:space="preserve"> — the one bathing that day shows (Cameron Tue, Monique Wed); they can't both show the same day because one covers the desk.</w:t>
+      </w:r>
+    </w:p>
+    <w:p>
+      <w:pPr>
+        <w:pStyle w:val="Heading1"/>
+        <w:spacing w:before="240"/>
+      </w:pPr>
+      <w:r>
+        <w:t xml:space="preserve">A quick staff task, not a build</w:t>
+      </w:r>
+    </w:p>
+    <w:p>
+      <w:pPr>
+        <w:pStyle w:val="ListParagraph"/>
+        <w:numPr>
+          <w:ilvl w:val="0"/>
           <w:numId w:val="6"/>
         </w:numPr>
-      </w:pPr>
-      <w:r>
-        <w:t xml:space="preserve">Question: do you want day-of phone/in-person bookings to also get the 10%, or keep it online-only?</w:t>
-      </w:r>
-    </w:p>
-    <w:p>
-      <w:pPr>
-        <w:pStyle w:val="ListParagraph"/>
-        <w:numPr>
-          <w:ilvl w:val="1"/>
-          <w:numId w:val="6"/>
-        </w:numPr>
-      </w:pPr>
-      <w:r>
-        <w:t xml:space="preserve">My recommendation: keep it online-only. The discount is there to reward people for self-booking into the awkward slots. If the desk wants to offer it to smooth a phone booking, they can type a code.</w:t>
+        <w:spacing w:after="80"/>
+      </w:pPr>
+      <w:r>
+        <w:rPr>
+          <w:b/>
+          <w:bCs/>
+        </w:rPr>
+        <w:t xml:space="preserve">Check every groomer's Services tab</w:t>
+      </w:r>
+      <w:r>
+        <w:t xml:space="preserve"> and tick what each actually does. Darlene's short list (Full Grooms only) is intentional; just make sure the others are right.</w:t>
       </w:r>
     </w:p>
     <w:p>
@@ -480,7 +470,7 @@
     </w:lvlOverride>
   </w:num>
   <w:num w:numId="3">
-    <w:abstractNumId w:val="2"/>
+    <w:abstractNumId w:val="3"/>
     <w:lvlOverride w:ilvl="0">
       <w:startOverride w:val="1"/>
     </w:lvlOverride>
@@ -498,7 +488,7 @@
     </w:lvlOverride>
   </w:num>
   <w:num w:numId="6">
-    <w:abstractNumId w:val="3"/>
+    <w:abstractNumId w:val="2"/>
     <w:lvlOverride w:ilvl="0">
       <w:startOverride w:val="1"/>
     </w:lvlOverride>
